--- a/_03_VOCABULARY__CANONICAL_TERMS_AND_DEFINITIONS.docx
+++ b/_03_VOCABULARY__CANONICAL_TERMS_AND_DEFINITIONS.docx
@@ -664,327 +664,142 @@
     </w:p>
     <w:p>
       <w:r>
-        <w:t xml:space="preserve">*Holodeck / Store Hardware Terms*</w:t>
-      </w:r>
-    </w:p>
-    <w:p>
-      <w:r>
-        <w:t xml:space="preserve"/>
-      </w:r>
-    </w:p>
-    <w:p>
-      <w:r>
-        <w:t xml:space="preserve">- *HOLODECK*: A designated space inside a Sandbox VR store where guests engage in experiences. Most holodecks support up to 6 players, but some stores have 4-player max rooms. The main operational difference is prop count: 8 wands for a 4-player room vs 12 wands for a 6-player room.</w:t>
-      </w:r>
-    </w:p>
-    <w:p>
-      <w:r>
-        <w:t xml:space="preserve"/>
-      </w:r>
-    </w:p>
-    <w:p>
-      <w:r>
-        <w:t xml:space="preserve">- *HOLODECK HARDWARE*: Physical components including the stage monitor, keyboard, mouse, microphone, KVM switch, Raspberry Pi, and USB hubs.</w:t>
-      </w:r>
-    </w:p>
-    <w:p>
-      <w:r>
-        <w:t xml:space="preserve"/>
-      </w:r>
-    </w:p>
-    <w:p>
-      <w:r>
-        <w:t xml:space="preserve">- *GUIDE MICROPHONE*: The in-room microphone used for direct communication to guests through their headphones.</w:t>
-      </w:r>
-    </w:p>
-    <w:p>
-      <w:r>
-        <w:t xml:space="preserve"/>
-      </w:r>
-    </w:p>
-    <w:p>
-      <w:r>
-        <w:t xml:space="preserve">- *POST EXPERIENCE TV*: The TV outside each Stage used to display scoreboards and souvenir videos.</w:t>
-      </w:r>
-    </w:p>
-    <w:p>
-      <w:r>
-        <w:t xml:space="preserve"/>
-      </w:r>
-    </w:p>
-    <w:p>
-      <w:r>
-        <w:t xml:space="preserve">- *DGE (Digital Guest Experience)*: The post-experience video guests receive after their session. Also referred to as souvenir video. Includes highlight footage of their experience.</w:t>
-      </w:r>
-    </w:p>
-    <w:p>
-      <w:r>
-        <w:t xml:space="preserve"/>
-      </w:r>
-    </w:p>
-    <w:p>
-      <w:r>
-        <w:t xml:space="preserve">- *SOUVENIR VIDEO*: The auto-edited highlight reel displayed after the experience and shareable by QR code. Also called DGE.</w:t>
-      </w:r>
-    </w:p>
-    <w:p>
-      <w:r>
-        <w:t xml:space="preserve"/>
-      </w:r>
-    </w:p>
-    <w:p>
-      <w:r>
-        <w:t xml:space="preserve">- *ROOM / ROOM SERVER RACK*: The cabinet in each Holodeck housing Room Servers such as Experience Server #1, MoCap Server #2, and Video Server #3.</w:t>
-      </w:r>
-    </w:p>
-    <w:p>
-      <w:r>
-        <w:t xml:space="preserve"/>
-      </w:r>
-    </w:p>
-    <w:p>
-      <w:r>
-        <w:t xml:space="preserve">- *SPC (Streaming PC)*: Located in the IT Server Area. It streams the experience to the access point and relays it to the headset.</w:t>
-      </w:r>
-    </w:p>
-    <w:p>
-      <w:r>
-        <w:t xml:space="preserve"/>
-      </w:r>
-    </w:p>
-    <w:p>
-      <w:r>
-        <w:t xml:space="preserve">- *RASPBERRY PI*: A mini computer in the Room Server Rack enabling communication between the vest dongle hub and SPCs.</w:t>
-      </w:r>
-    </w:p>
-    <w:p>
-      <w:r>
-        <w:t xml:space="preserve"/>
-      </w:r>
-    </w:p>
-    <w:p>
-      <w:r>
-        <w:t xml:space="preserve">- *DONGLE HUB*: A USB hub in each Holodeck Server Rack that houses dongles connected to haptic vests.</w:t>
-      </w:r>
-    </w:p>
-    <w:p>
-      <w:r>
-        <w:t xml:space="preserve"/>
-      </w:r>
-    </w:p>
-    <w:p>
-      <w:r>
-        <w:t xml:space="preserve">- *N100 / BEELINK*: The central hardware unit located in IT Rack 1 that runs Silica OS. N100 and BeeLink are two names for the same device. Only interact when directed by T2 Support.</w:t>
-      </w:r>
-    </w:p>
-    <w:p>
-      <w:r>
-        <w:t xml:space="preserve"/>
-      </w:r>
-    </w:p>
-    <w:p>
-      <w:r>
-        <w:t xml:space="preserve">- *SYNOLOGY*: Hard drive storage for Silica, located in IT Rack 1. Only interact when directed by T2 Support.</w:t>
-      </w:r>
-    </w:p>
-    <w:p>
-      <w:r>
-        <w:t xml:space="preserve"/>
-      </w:r>
-    </w:p>
-    <w:p>
-      <w:r>
-        <w:t xml:space="preserve">- *UDMPRO*: The network router located in IT Rack #1.</w:t>
-      </w:r>
-    </w:p>
-    <w:p>
-      <w:r>
-        <w:t xml:space="preserve"/>
-      </w:r>
-    </w:p>
-    <w:p>
-      <w:r>
-        <w:t xml:space="preserve">- *NETGEAR*: A wireless access point in each Holodeck that enables the headset to connect to experiences.</w:t>
-      </w:r>
-    </w:p>
-    <w:p>
-      <w:r>
-        <w:t xml:space="preserve"/>
-      </w:r>
-    </w:p>
-    <w:p>
-      <w:r>
-        <w:t xml:space="preserve">- *SWITCHED APC*: A networking-managed power strip located in each Holodeck Server Rack and IT Server Rack 1. Used for fan and Sonos troubleshooting. Only interact when directed by T2 Support.</w:t>
-      </w:r>
-    </w:p>
-    <w:p>
-      <w:r>
-        <w:t xml:space="preserve"/>
-      </w:r>
-    </w:p>
-    <w:p>
-      <w:r>
-        <w:t xml:space="preserve">- *APC*: A rack-mounted power strip in all server racks. Used for power troubleshooting. Only interact when directed by T2 Support.</w:t>
-      </w:r>
-    </w:p>
-    <w:p>
-      <w:r>
-        <w:t xml:space="preserve"/>
-      </w:r>
-    </w:p>
-    <w:p>
-      <w:r>
-        <w:t xml:space="preserve">- *PDU (Power Distribution Unit)*: A rack-mounted power strip in server racks.</w:t>
-      </w:r>
-    </w:p>
-    <w:p>
-      <w:r>
-        <w:t xml:space="preserve"/>
-      </w:r>
-    </w:p>
-    <w:p>
-      <w:r>
-        <w:t xml:space="preserve">- *CALIBRATION WAND (T-WAND)*: A T-shaped wand stored on the prop wall, used during MoCap camera calibration.</w:t>
-      </w:r>
-    </w:p>
-    <w:p>
-      <w:r>
-        <w:t xml:space="preserve"/>
-      </w:r>
-    </w:p>
-    <w:p>
-      <w:r>
-        <w:t xml:space="preserve">- *CAMERA MOUNT*: The mount on the truss in each Holodeck that holds the MoCap cameras in place. Only interact when directed by T2 Support.</w:t>
-      </w:r>
-    </w:p>
-    <w:p>
-      <w:r>
-        <w:t xml:space="preserve"/>
-      </w:r>
-    </w:p>
-    <w:p>
-      <w:r>
-        <w:t xml:space="preserve">- *DATAPROBE*: A fire control interface in IT Rack 1 that links data systems with the store's fire alarm system. Only interact when directed by T2 Support.</w:t>
-      </w:r>
-    </w:p>
-    <w:p>
-      <w:r>
-        <w:t xml:space="preserve"/>
-      </w:r>
-    </w:p>
-    <w:p>
-      <w:r>
-        <w:t xml:space="preserve">- *FIREWIRE*: A physical cable (typically red) running from the Dataprobe to the fire alarm system. Located in IT Rack 1.</w:t>
-      </w:r>
-    </w:p>
-    <w:p>
-      <w:r>
-        <w:t xml:space="preserve"/>
-      </w:r>
-    </w:p>
-    <w:p>
-      <w:r>
-        <w:t xml:space="preserve">- *SPLASHTOP*: Software on all Holodeck servers used by the tech support team for remote access. Only interact when directed by T2 Support.</w:t>
-      </w:r>
-    </w:p>
-    <w:p>
-      <w:r>
-        <w:t xml:space="preserve"/>
-      </w:r>
-    </w:p>
-    <w:p>
-      <w:r>
-        <w:t xml:space="preserve">- *LV (Low Voltage)*: Low Voltage Ethernet cables. Used in reference to cables and certain pieces of hardware.</w:t>
-      </w:r>
-    </w:p>
-    <w:p>
-      <w:r>
-        <w:t xml:space="preserve"/>
-      </w:r>
-    </w:p>
-    <w:p>
-      <w:r>
-        <w:t xml:space="preserve">- *SPC (Streaming PC)*: Located in the IT Server Area. Each SPC streams the experience to exactly ONE HTC headset. One SPC = one player. SPCs are labeled by Room-Player (e.g., 1-1 = Room 1, HTC 1; 1-2 = Room 1, HTC 2). Do not confuse SPCs with Access Points (APs). APs are the wireless access points -- one AP serves every two HTCs, not one-to-one.</w:t>
-      </w:r>
-    </w:p>
-    <w:p>
-      <w:r>
-        <w:t xml:space="preserve"/>
-      </w:r>
-    </w:p>
-    <w:p>
-      <w:r>
-        <w:t xml:space="preserve">- *EMV SERVERS*: The three HP workstation servers in each Holodeck rack: Experience Server 1, MoCap Server 2, and Video Server 3.</w:t>
-      </w:r>
-    </w:p>
-    <w:p>
-      <w:r>
-        <w:t xml:space="preserve"/>
-      </w:r>
-    </w:p>
-    <w:p>
-      <w:r>
-        <w:t xml:space="preserve">- *KVM SWITCH*: A switch that lets team members navigate between server displays on the monitor using the select button.</w:t>
-      </w:r>
-    </w:p>
-    <w:p>
-      <w:r>
-        <w:t xml:space="preserve"/>
-      </w:r>
-    </w:p>
-    <w:p>
-      <w:r>
-        <w:t xml:space="preserve">- *HEADLESS ADAPTER*: An adapter connected to HP workstation display ports that acts as an external screen for T1/T2 remote access via VNC.</w:t>
-      </w:r>
-    </w:p>
-    <w:p>
-      <w:r>
-        <w:t xml:space="preserve"/>
-      </w:r>
-    </w:p>
-    <w:p>
-      <w:r>
-        <w:t xml:space="preserve">- *NANO AP / ACCESS POINT*: Wireless access point. Each AP serves exactly TWO HTC headsets (two players). One AP = two players. Do not confuse APs with SPCs. SPCs are one-to-one with headsets. APs are one-to-two.</w:t>
-      </w:r>
-    </w:p>
-    <w:p>
-      <w:r>
-        <w:t xml:space="preserve"/>
-      </w:r>
-    </w:p>
-    <w:p>
-      <w:r>
-        <w:t xml:space="preserve">- *PHOTON*: Connection-point software on the Experience Server that allows multiple applications to work together.</w:t>
-      </w:r>
-    </w:p>
-    <w:p>
-      <w:r>
-        <w:t xml:space="preserve"/>
-      </w:r>
-    </w:p>
-    <w:p>
-      <w:r>
-        <w:t xml:space="preserve">- *SSVR APP*: The application launched automatically by the headset when in Kiosk Mode.</w:t>
-      </w:r>
-    </w:p>
-    <w:p>
-      <w:r>
-        <w:t xml:space="preserve"/>
-      </w:r>
-    </w:p>
-    <w:p>
-      <w:r>
-        <w:t xml:space="preserve">- *VICON EVOKE*: Software on MoCap Server #2 used to manage cameras, calibration, asset activation, and tracking monitoring.</w:t>
-      </w:r>
-    </w:p>
-    <w:p>
-      <w:r>
-        <w:t xml:space="preserve"/>
-      </w:r>
-    </w:p>
-    <w:p>
-      <w:r>
-        <w:t xml:space="preserve">- *VICON CONTROL*: iPad software used to manage and adjust motion-capture camera angles.</w:t>
+        <w:t>*Holodeck / Store Hardware Terms*</w:t>
+      </w:r>
+    </w:p>
+    <w:p>
+      <w:r>
+        <w:t>- *HOLODECK*: A designated space inside a Sandbox VR store where guests engage in experiences. Most holodecks support up to 6 players, but some stores have 4-player max rooms. The main operational difference is prop count: 8 wands for a 4-player room vs 12 wands for a 6-player room.</w:t>
+      </w:r>
+    </w:p>
+    <w:p>
+      <w:r>
+        <w:t>- *HOLODECK HARDWARE*: Physical components including the stage monitor, keyboard, mouse, microphone, KVM switch, Raspberry Pi, and USB hubs.</w:t>
+      </w:r>
+    </w:p>
+    <w:p>
+      <w:r>
+        <w:t>- *GUIDE MICROPHONE*: The in-room microphone used for direct communication to guests through their headphones.</w:t>
+      </w:r>
+    </w:p>
+    <w:p>
+      <w:r>
+        <w:t>- *POST EXPERIENCE TV*: The TV outside each Stage used to display scoreboards and souvenir videos.</w:t>
+      </w:r>
+    </w:p>
+    <w:p>
+      <w:r>
+        <w:t>- *DGE*: The post-experience video guests receive after their session. Also referred to as souvenir video. Includes highlight footage of their experience.</w:t>
+      </w:r>
+    </w:p>
+    <w:p>
+      <w:r>
+        <w:t>- *SOUVENIR VIDEO*: The auto-edited highlight reel displayed after the experience and shareable by QR code. Also called DGE.</w:t>
+      </w:r>
+    </w:p>
+    <w:p>
+      <w:r>
+        <w:t>- *ROOM / ROOM SERVER RACK*: The cabinet in each Holodeck housing Room Servers such as Experience Server #1, MoCap Server #2, and Video Server #3.</w:t>
+      </w:r>
+    </w:p>
+    <w:p>
+      <w:r>
+        <w:t>- *MAPPED NETWORK DRIVES (Room Workstations)*: The network drives that appear on room workstations live on the Video Server and are used for video/content delivery. These are NOT the same as the Synology NAS. It is normal for room workstations to show mapped video-server drives even though there is a single, separate NAS in the back.</w:t>
+      </w:r>
+    </w:p>
+    <w:p>
+      <w:r>
+        <w:t>- *SPC (Streaming PC)*: Located in the IT Server Area. It streams the experience to the access point and relays it to the headset.</w:t>
+      </w:r>
+    </w:p>
+    <w:p>
+      <w:r>
+        <w:t>- *RASPBERRY PI*: A mini computer in the Room Server Rack enabling communication between the vest dongle hub and SPCs.</w:t>
+      </w:r>
+    </w:p>
+    <w:p>
+      <w:r>
+        <w:t>- *DONGLE HUB*: A USB hub in each Holodeck Server Rack that houses dongles connected to haptic vests.</w:t>
+      </w:r>
+    </w:p>
+    <w:p>
+      <w:r>
+        <w:t>- *N100 / BEELINK*: The central hardware unit located in IT Rack 1 that runs Silica OS. N100 and BeeLink are two names for the same device. Only interact when directed by T2 Support.</w:t>
+      </w:r>
+    </w:p>
+    <w:p>
+      <w:r>
+        <w:t>- *SYNOLOGY (NAS)*: Separate storage infrastructure -- hard drive storage for Silica, located in IT Rack 1. This is the single NAS in the back. It is distinct from the mapped video-server network drives that appear on room workstations. Only interact when directed by T2 Support.</w:t>
+      </w:r>
+    </w:p>
+    <w:p>
+      <w:r>
+        <w:t>- *UDMPRO*: The network router located in IT Rack #1.</w:t>
+      </w:r>
+    </w:p>
+    <w:p>
+      <w:r>
+        <w:t>- *NETGEAR*: A wireless access point in each Holodeck that enables the headset to connect to experiences.</w:t>
+      </w:r>
+    </w:p>
+    <w:p>
+      <w:r>
+        <w:t>- *SWITCHED APC*: A networking-managed power strip located in each Holodeck Server Rack and IT Server Rack 1. Used for fan and Sonos troubleshooting. Only interact when directed by T2 Support.</w:t>
+      </w:r>
+    </w:p>
+    <w:p>
+      <w:r>
+        <w:t>- *APC*: A rack-mounted power strip in all server racks. Used for power troubleshooting. Only interact when directed by T2 Support.</w:t>
+      </w:r>
+    </w:p>
+    <w:p>
+      <w:r>
+        <w:t>- *PDU (Power Distribution Unit)*: A rack-mounted power strip in server racks.</w:t>
+      </w:r>
+    </w:p>
+    <w:p>
+      <w:r>
+        <w:t>- *CALIBRATION WAND (T-WAND)*: A T-shaped wand stored on the prop wall, used during MoCap camera calibration.</w:t>
+      </w:r>
+    </w:p>
+    <w:p>
+      <w:r>
+        <w:t>- *CAMERA MOUNT*: The mount on the truss in each Holodeck that holds the MoCap cameras in place. Only interact when directed by T2 Support.</w:t>
+      </w:r>
+    </w:p>
+    <w:p>
+      <w:r>
+        <w:t>- *DATAPROBE*: A fire control interface in IT Rack 1 that links data systems with the store's fire alarm system. Only interact when directed by T2 Support.</w:t>
+      </w:r>
+    </w:p>
+    <w:p>
+      <w:r>
+        <w:t>- *FIREWIRE*: A physical cable (typically red) running from the Dataprobe to the fire alarm system. Located in IT Rack 1.</w:t>
+      </w:r>
+    </w:p>
+    <w:p>
+      <w:r>
+        <w:t>- *SPLASHTOP*: Software on all Holodeck servers used by the tech support team for remote access. Only interact when directed by T2 Support.</w:t>
+      </w:r>
+    </w:p>
+    <w:p>
+      <w:r>
+        <w:t>*DO NOT Rules*</w:t>
+      </w:r>
+    </w:p>
+    <w:p>
+      <w:r>
+        <w:t>- DO NOT conflate the mapped network drives on room workstations with the Synology NAS -- they are different systems. The mapped drives are on the Video Server for video/content delivery; the Synology is separate storage infrastructure.</w:t>
+      </w:r>
+    </w:p>
+    <w:p>
+      <w:r>
+        <w:t>- DO NOT say network drive appearance is undocumented or outside scope. Two mapped drives showing on room workstations alongside one NAS in the back is expected.</w:t>
+      </w:r>
+    </w:p>
+    <w:p>
+      <w:r>
+        <w:t>- For deeper storage or mapping issues, escalate to T1 via the Slack workflow.</w:t>
       </w:r>
     </w:p>
     <w:p>
